--- a/arb/docx/65.content.docx
+++ b/arb/docx/65.content.docx
@@ -4272,20 +4272,14 @@
         </w:rPr>
         <w:t xml:space="preserve">لا يستخدم يهوذا في هذه العبارة بعض الكلمات التي تحتاجها لغات كثيرة لتكون الجملة كاملة. وإذا كانت لغتك تتطلب إتمام المعنى، يمكن استكمال العبارة اعتمادًا على ما ورد في الآية </w:t>
       </w:r>
-      <w:hyperlink r:id="rId13">
-        <w:r>
-          <w:rPr>
-            <w:rtl/>
-            <w:cs/>
-            <w:lang w:val="ar_AE" w:bidi="ar_AE"/>
-          </w:rPr>
-          <w:rPr>
-            <w:color w:val="0000EE"/>
-            <w:u w:val="single"/>
-          </w:rPr>
-          <w:t>12</w:t>
-        </w:r>
-      </w:hyperlink>
+      <w:r>
+        <w:rPr>
+          <w:rtl/>
+          <w:cs/>
+          <w:lang w:val="ar_AE" w:bidi="ar_AE"/>
+        </w:rPr>
+        <w:t>12</w:t>
+      </w:r>
       <w:r>
         <w:rPr>
           <w:rtl/>
@@ -9274,20 +9268,14 @@
         </w:rPr>
         <w:t xml:space="preserve">" هنا إلى النجاسة الجنسية التي ارتكبها سكان سدوم وعمورة في الآية السابقة، وربما أيضًا إلى السلوك المنحرف للملائكة الأشرار المذكورين في الآية </w:t>
       </w:r>
-      <w:hyperlink r:id="rId14">
-        <w:r>
-          <w:rPr>
-            <w:rtl/>
-            <w:cs/>
-            <w:lang w:val="ar_AE" w:bidi="ar_AE"/>
-          </w:rPr>
-          <w:rPr>
-            <w:color w:val="0000EE"/>
-            <w:u w:val="single"/>
-          </w:rPr>
-          <w:t>6</w:t>
-        </w:r>
-      </w:hyperlink>
+      <w:r>
+        <w:rPr>
+          <w:rtl/>
+          <w:cs/>
+          <w:lang w:val="ar_AE" w:bidi="ar_AE"/>
+        </w:rPr>
+        <w:t>6</w:t>
+      </w:r>
       <w:r>
         <w:rPr>
           <w:rtl/>
@@ -9468,20 +9456,14 @@
         </w:rPr>
         <w:t xml:space="preserve">" هنا إلى المعلّمين الكذبة الذين تم تقديمهم في الآية </w:t>
       </w:r>
-      <w:hyperlink r:id="rId15">
-        <w:r>
-          <w:rPr>
-            <w:rtl/>
-            <w:cs/>
-            <w:lang w:val="ar_AE" w:bidi="ar_AE"/>
-          </w:rPr>
-          <w:rPr>
-            <w:color w:val="0000EE"/>
-            <w:u w:val="single"/>
-          </w:rPr>
-          <w:t>4</w:t>
-        </w:r>
-      </w:hyperlink>
+      <w:r>
+        <w:rPr>
+          <w:rtl/>
+          <w:cs/>
+          <w:lang w:val="ar_AE" w:bidi="ar_AE"/>
+        </w:rPr>
+        <w:t>4</w:t>
+      </w:r>
       <w:r>
         <w:rPr>
           <w:rtl/>
@@ -10788,20 +10770,14 @@
         </w:rPr>
         <w:t xml:space="preserve">" هنا إلى المعلمين الكذبة الذين ذُكروا في الآية </w:t>
       </w:r>
-      <w:hyperlink r:id="rId15">
-        <w:r>
-          <w:rPr>
-            <w:rtl/>
-            <w:cs/>
-            <w:lang w:val="ar_AE" w:bidi="ar_AE"/>
-          </w:rPr>
-          <w:rPr>
-            <w:color w:val="0000EE"/>
-            <w:u w:val="single"/>
-          </w:rPr>
-          <w:t>4</w:t>
-        </w:r>
-      </w:hyperlink>
+      <w:r>
+        <w:rPr>
+          <w:rtl/>
+          <w:cs/>
+          <w:lang w:val="ar_AE" w:bidi="ar_AE"/>
+        </w:rPr>
+        <w:t>4</w:t>
+      </w:r>
       <w:r>
         <w:rPr>
           <w:rtl/>
@@ -10998,20 +10974,14 @@
         </w:rPr>
         <w:t xml:space="preserve"> المذكورين في الآية </w:t>
       </w:r>
-      <w:hyperlink r:id="rId16">
-        <w:r>
-          <w:rPr>
-            <w:rtl/>
-            <w:cs/>
-            <w:lang w:val="ar_AE" w:bidi="ar_AE"/>
-          </w:rPr>
-          <w:rPr>
-            <w:color w:val="0000EE"/>
-            <w:u w:val="single"/>
-          </w:rPr>
-          <w:t>8</w:t>
-        </w:r>
-      </w:hyperlink>
+      <w:r>
+        <w:rPr>
+          <w:rtl/>
+          <w:cs/>
+          <w:lang w:val="ar_AE" w:bidi="ar_AE"/>
+        </w:rPr>
+        <w:t>8</w:t>
+      </w:r>
       <w:r>
         <w:rPr>
           <w:rtl/>
@@ -12786,20 +12756,14 @@
         </w:rPr>
         <w:t xml:space="preserve">تُشير كلمة "هؤلاء" هنا إلى المعلمين الكذبة الذين ذُكروا في الآية </w:t>
       </w:r>
-      <w:hyperlink r:id="rId15">
-        <w:r>
-          <w:rPr>
-            <w:rtl/>
-            <w:cs/>
-            <w:lang w:val="ar_AE" w:bidi="ar_AE"/>
-          </w:rPr>
-          <w:rPr>
-            <w:color w:val="0000EE"/>
-            <w:u w:val="single"/>
-          </w:rPr>
-          <w:t>4</w:t>
-        </w:r>
-      </w:hyperlink>
+      <w:r>
+        <w:rPr>
+          <w:rtl/>
+          <w:cs/>
+          <w:lang w:val="ar_AE" w:bidi="ar_AE"/>
+        </w:rPr>
+        <w:t>4</w:t>
+      </w:r>
       <w:r>
         <w:rPr>
           <w:rtl/>
@@ -17981,20 +17945,14 @@
         </w:rPr>
         <w:t xml:space="preserve">" هنا إلى المعلمين الكذبة الذين قدّمهم يهوذا أول مرة في الآية </w:t>
       </w:r>
-      <w:hyperlink r:id="rId15">
-        <w:r>
-          <w:rPr>
-            <w:rtl/>
-            <w:cs/>
-            <w:lang w:val="ar_AE" w:bidi="ar_AE"/>
-          </w:rPr>
-          <w:rPr>
-            <w:color w:val="0000EE"/>
-            <w:u w:val="single"/>
-          </w:rPr>
-          <w:t>4</w:t>
-        </w:r>
-      </w:hyperlink>
+      <w:r>
+        <w:rPr>
+          <w:rtl/>
+          <w:cs/>
+          <w:lang w:val="ar_AE" w:bidi="ar_AE"/>
+        </w:rPr>
+        <w:t>4</w:t>
+      </w:r>
       <w:r>
         <w:rPr>
           <w:rtl/>
@@ -19438,20 +19396,14 @@
         </w:rPr>
         <w:t xml:space="preserve">" هنا إلى الذين يكتب إليهم يهوذا، ويمكن توسيع المعنى ليشمل جميع المؤمنين. وإذا كان من المفيد في لغتك، يمكنك التعبير عن ذلك بشكل صريح. راجع كيف ترجمتَ هذه العبارة في الآية </w:t>
       </w:r>
-      <w:hyperlink r:id="rId17">
-        <w:r>
-          <w:rPr>
-            <w:rtl/>
-            <w:cs/>
-            <w:lang w:val="ar_AE" w:bidi="ar_AE"/>
-          </w:rPr>
-          <w:rPr>
-            <w:color w:val="0000EE"/>
-            <w:u w:val="single"/>
-          </w:rPr>
-          <w:t>3</w:t>
-        </w:r>
-      </w:hyperlink>
+      <w:r>
+        <w:rPr>
+          <w:rtl/>
+          <w:cs/>
+          <w:lang w:val="ar_AE" w:bidi="ar_AE"/>
+        </w:rPr>
+        <w:t>3</w:t>
+      </w:r>
       <w:r>
         <w:rPr>
           <w:rtl/>
@@ -21604,20 +21556,14 @@
         </w:rPr>
         <w:t xml:space="preserve">" هنا إلى الذين يكتب إليهم يهوذا، ويمكن توسيع المعنى ليشمل جميع المؤمنين. وإذا كان من المفيد في لغتك، يمكنك التعبير عن ذلك بشكل صريح. راجع كيف ترجمتَ هذه العبارة في الآية </w:t>
       </w:r>
-      <w:hyperlink r:id="rId17">
-        <w:r>
-          <w:rPr>
-            <w:rtl/>
-            <w:cs/>
-            <w:lang w:val="ar_AE" w:bidi="ar_AE"/>
-          </w:rPr>
-          <w:rPr>
-            <w:color w:val="0000EE"/>
-            <w:u w:val="single"/>
-          </w:rPr>
-          <w:t>3</w:t>
-        </w:r>
-      </w:hyperlink>
+      <w:r>
+        <w:rPr>
+          <w:rtl/>
+          <w:cs/>
+          <w:lang w:val="ar_AE" w:bidi="ar_AE"/>
+        </w:rPr>
+        <w:t>3</w:t>
+      </w:r>
       <w:r>
         <w:rPr>
           <w:rtl/>
@@ -22996,20 +22942,14 @@
         </w:rPr>
         <w:t xml:space="preserve">" هنا إلى "الشخص الذي يسود علينا" أو "الذي يملك السلطان علينا". راجع كيف ترجمتَ هذا التعبير في الآية </w:t>
       </w:r>
-      <w:hyperlink r:id="rId18">
-        <w:r>
-          <w:rPr>
-            <w:rtl/>
-            <w:cs/>
-            <w:lang w:val="ar_AE" w:bidi="ar_AE"/>
-          </w:rPr>
-          <w:rPr>
-            <w:color w:val="0000EE"/>
-            <w:u w:val="single"/>
-          </w:rPr>
-          <w:t>17</w:t>
-        </w:r>
-      </w:hyperlink>
+      <w:r>
+        <w:rPr>
+          <w:rtl/>
+          <w:cs/>
+          <w:lang w:val="ar_AE" w:bidi="ar_AE"/>
+        </w:rPr>
+        <w:t>17</w:t>
+      </w:r>
       <w:r>
         <w:rPr>
           <w:rtl/>
